--- a/site/files/Phase-Protocol-253-The Torpedo Pod- Gemini Protocols.docx
+++ b/site/files/Phase-Protocol-253-The Torpedo Pod- Gemini Protocols.docx
@@ -340,20 +340,18 @@
         <w:rPr>
           <w:sz w:val="22"/>
         </w:rPr>
-        <w:t xml:space="preserve">- </w:t>
-      </w:r>
-      <w:r>
-        <w:rPr>
-          <w:sz w:val="22"/>
-          <w:b/>
-        </w:rPr>
-        <w:t xml:space="preserve">Consumables:</w:t>
-      </w:r>
-      <w:r>
-        <w:rPr>
-          <w:sz w:val="22"/>
-        </w:rPr>
-        <w:t xml:space="preserve"> ~1 kg of oxygen and ~2 kg of food per man-day — a two-week pod carries ~100 kg of life. Nothing there.</w:t>
+        <w:t>- Consumables: ~1 kg of oxygen, ~2 kg of food and ~4 kg of water per man-day — a two-week pod carries ~100 kg of life. Nothing there.</w:t>
+      </w:r>
+      <w:r>
+        <w:rPr>
+          <w:sz w:val="22"/>
+          <w:b/>
+        </w:rPr>
+      </w:r>
+      <w:r>
+        <w:rPr>
+          <w:sz w:val="22"/>
+        </w:rPr>
       </w:r>
     </w:p>
     <w:p>
